--- a/college_word_files/01_Cover_Page.docx
+++ b/college_word_files/01_Cover_Page.docx
@@ -284,7 +284,7 @@
             <w:sz w:val="20"/>
             <w:szCs w:val="20"/>
           </w:rPr>
-          <w:t xml:space="preserve">https://github.com/lakshyasingh/vaulty</w:t>
+          <w:t xml:space="preserve">https://github.com/Lakshya749/vaulty</w:t>
         </w:r>
       </w:hyperlink>
     </w:p>
@@ -312,7 +312,7 @@
             <w:sz w:val="20"/>
             <w:szCs w:val="20"/>
           </w:rPr>
-          <w:t xml:space="preserve">https://confidential-municipality-venice-activated.trycloudflare.com</w:t>
+          <w:t xml:space="preserve">https://lakshya749.github.io/vaulty/</w:t>
         </w:r>
       </w:hyperlink>
     </w:p>
